--- a/dist/exports/kcet-sets-and-relations_revision_notes.docx
+++ b/dist/exports/kcet-sets-and-relations_revision_notes.docx
@@ -164,10 +164,10 @@
             <w:r>
               <w:rPr>
                 <w:b/>
-                <w:color w:val="C53030"/>
+                <w:color w:val="2B6CB0"/>
                 <w:sz w:val="19"/>
               </w:rPr>
-              <w:t>Very High</w:t>
+              <w:t>High</w:t>
             </w:r>
           </w:p>
         </w:tc>
@@ -189,7 +189,7 @@
                 <w:color w:val="2D3748"/>
                 <w:sz w:val="19"/>
               </w:rPr>
-              <w:t>Kcet Sets And Relations - Core Application</w:t>
+              <w:t>Set Operations &amp; Venn Diagram Principle</w:t>
             </w:r>
           </w:p>
         </w:tc>
@@ -209,7 +209,7 @@
               <w:rPr>
                 <w:sz w:val="19"/>
               </w:rPr>
-              <w:t>23 PYQs</w:t>
+              <w:t>12 PYQs</w:t>
             </w:r>
           </w:p>
         </w:tc>
@@ -230,7 +230,94 @@
                 <w:color w:val="718096"/>
                 <w:sz w:val="19"/>
               </w:rPr>
-              <w:t>General Concept</w:t>
+              <w:t>Set Theory</w:t>
+            </w:r>
+          </w:p>
+        </w:tc>
+      </w:tr>
+      <w:tr>
+        <w:tc>
+          <w:tcPr>
+            <w:tcW w:type="dxa" w:w="2160"/>
+            <w:shd w:fill="FFFFFF"/>
+            <w:tcMar>
+              <w:top w:w="80" w:type="dxa"/>
+              <w:bottom w:w="80" w:type="dxa"/>
+              <w:left w:w="150" w:type="dxa"/>
+              <w:right w:w="150" w:type="dxa"/>
+            </w:tcMar>
+          </w:tcPr>
+          <w:p>
+            <w:r>
+              <w:rPr>
+                <w:b/>
+                <w:color w:val="2B6CB0"/>
+                <w:sz w:val="19"/>
+              </w:rPr>
+              <w:t>High</w:t>
+            </w:r>
+          </w:p>
+        </w:tc>
+        <w:tc>
+          <w:tcPr>
+            <w:tcW w:type="dxa" w:w="4320"/>
+            <w:shd w:fill="FFFFFF"/>
+            <w:tcMar>
+              <w:top w:w="80" w:type="dxa"/>
+              <w:bottom w:w="80" w:type="dxa"/>
+              <w:left w:w="150" w:type="dxa"/>
+              <w:right w:w="150" w:type="dxa"/>
+            </w:tcMar>
+          </w:tcPr>
+          <w:p>
+            <w:r>
+              <w:rPr>
+                <w:b/>
+                <w:color w:val="2D3748"/>
+                <w:sz w:val="19"/>
+              </w:rPr>
+              <w:t>Equivalence Relations (Reflexive, Symmetric, Transitive)</w:t>
+            </w:r>
+          </w:p>
+        </w:tc>
+        <w:tc>
+          <w:tcPr>
+            <w:tcW w:type="dxa" w:w="1728"/>
+            <w:shd w:fill="FFFFFF"/>
+            <w:tcMar>
+              <w:top w:w="80" w:type="dxa"/>
+              <w:bottom w:w="80" w:type="dxa"/>
+              <w:left w:w="150" w:type="dxa"/>
+              <w:right w:w="150" w:type="dxa"/>
+            </w:tcMar>
+          </w:tcPr>
+          <w:p>
+            <w:r>
+              <w:rPr>
+                <w:sz w:val="19"/>
+              </w:rPr>
+              <w:t>11 PYQs</w:t>
+            </w:r>
+          </w:p>
+        </w:tc>
+        <w:tc>
+          <w:tcPr>
+            <w:tcW w:type="dxa" w:w="1872"/>
+            <w:shd w:fill="FFFFFF"/>
+            <w:tcMar>
+              <w:top w:w="80" w:type="dxa"/>
+              <w:bottom w:w="80" w:type="dxa"/>
+              <w:left w:w="150" w:type="dxa"/>
+              <w:right w:w="150" w:type="dxa"/>
+            </w:tcMar>
+          </w:tcPr>
+          <w:p>
+            <w:r>
+              <w:rPr>
+                <w:color w:val="718096"/>
+                <w:sz w:val="19"/>
+              </w:rPr>
+              <w:t>Relations</w:t>
             </w:r>
           </w:p>
         </w:tc>
@@ -311,6 +398,98 @@
           </w:p>
         </w:tc>
       </w:tr>
+      <w:tr>
+        <w:tc>
+          <w:tcPr>
+            <w:tcW w:type="dxa" w:w="3600"/>
+            <w:shd w:fill="F7FAFC"/>
+            <w:tcMar>
+              <w:top w:w="100" w:type="dxa"/>
+              <w:bottom w:w="100" w:type="dxa"/>
+              <w:left w:w="150" w:type="dxa"/>
+              <w:right w:w="150" w:type="dxa"/>
+            </w:tcMar>
+          </w:tcPr>
+          <w:p>
+            <w:r>
+              <w:rPr>
+                <w:b/>
+                <w:color w:val="1A365D"/>
+                <w:sz w:val="19"/>
+              </w:rPr>
+              <w:t>Set Operations &amp; Venn Diagram Principle</w:t>
+            </w:r>
+          </w:p>
+        </w:tc>
+        <w:tc>
+          <w:tcPr>
+            <w:tcW w:type="dxa" w:w="6480"/>
+            <w:shd w:fill="F7FAFC"/>
+            <w:tcMar>
+              <w:top w:w="100" w:type="dxa"/>
+              <w:bottom w:w="100" w:type="dxa"/>
+              <w:left w:w="150" w:type="dxa"/>
+              <w:right w:w="150" w:type="dxa"/>
+            </w:tcMar>
+          </w:tcPr>
+          <w:p>
+            <w:r>
+              <w:rPr>
+                <w:rFonts w:ascii="Cambria Math" w:hAnsi="Cambria Math"/>
+                <w:color w:val="2D3748"/>
+                <w:sz w:val="19"/>
+              </w:rPr>
+              <w:t>n(A \cup B) = n(A) + n(B) - n(A \cap B), \quad n(A \cup B \cup C) = \Sigma n(A) - \Sigma n(A \cap B) + n(A \cap B \cap C)</w:t>
+            </w:r>
+          </w:p>
+        </w:tc>
+      </w:tr>
+      <w:tr>
+        <w:tc>
+          <w:tcPr>
+            <w:tcW w:type="dxa" w:w="3600"/>
+            <w:shd w:fill="FFFFFF"/>
+            <w:tcMar>
+              <w:top w:w="100" w:type="dxa"/>
+              <w:bottom w:w="100" w:type="dxa"/>
+              <w:left w:w="150" w:type="dxa"/>
+              <w:right w:w="150" w:type="dxa"/>
+            </w:tcMar>
+          </w:tcPr>
+          <w:p>
+            <w:r>
+              <w:rPr>
+                <w:b/>
+                <w:color w:val="1A365D"/>
+                <w:sz w:val="19"/>
+              </w:rPr>
+              <w:t>Equivalence Relations (Reflexive, Symmetric, Transitive)</w:t>
+            </w:r>
+          </w:p>
+        </w:tc>
+        <w:tc>
+          <w:tcPr>
+            <w:tcW w:type="dxa" w:w="6480"/>
+            <w:shd w:fill="FFFFFF"/>
+            <w:tcMar>
+              <w:top w:w="100" w:type="dxa"/>
+              <w:bottom w:w="100" w:type="dxa"/>
+              <w:left w:w="150" w:type="dxa"/>
+              <w:right w:w="150" w:type="dxa"/>
+            </w:tcMar>
+          </w:tcPr>
+          <w:p>
+            <w:r>
+              <w:rPr>
+                <w:rFonts w:ascii="Cambria Math" w:hAnsi="Cambria Math"/>
+                <w:color w:val="2D3748"/>
+                <w:sz w:val="19"/>
+              </w:rPr>
+              <w:t>\text{Reflexive: } \forall a \in A, (a,a) \in R, \quad \text{Symmetric: } (a,b) \in R \implies (b,a) \in R, \quad \text{Transitive: } (a,b),(b,c) \in R \implies (a,c) \in R</w:t>
+            </w:r>
+          </w:p>
+        </w:tc>
+      </w:tr>
     </w:tbl>
     <w:p>
       <w:pPr>
@@ -338,7 +517,7 @@
           <w:color w:val="2B6CB0"/>
           <w:sz w:val="24"/>
         </w:rPr>
-        <w:t>3.1 Kcet Sets And Relations - Core Application (Very High Yield — 23 PYQs)</w:t>
+        <w:t>3.1 Set Operations &amp; Venn Diagram Principle (High Yield — 12 PYQs)</w:t>
       </w:r>
     </w:p>
     <w:p>
@@ -353,7 +532,7 @@
         <w:rPr>
           <w:sz w:val="20"/>
         </w:rPr>
-        <w:t>Key problem pattern in Kcet Sets And Relations.</w:t>
+        <w:t>Inclusion-exclusion principle for cardinality, De Morgan's set identities, and power set cardinality 2^n.</w:t>
       </w:r>
     </w:p>
     <w:tbl>
@@ -391,7 +570,7 @@
                 <w:color w:val="2D3748"/>
                 <w:sz w:val="19"/>
               </w:rPr>
-              <w:t>Watch for algebraic and sign errors.</w:t>
+              <w:t>If set A has n elements, the number of proper subsets is 2^n - 1 (excluding the set itself).</w:t>
             </w:r>
           </w:p>
         </w:tc>
@@ -432,7 +611,7 @@
                 <w:color w:val="2D3748"/>
                 <w:sz w:val="19"/>
               </w:rPr>
-              <w:t>Verify dimensions and boundary conditions.</w:t>
+              <w:t>Number of elements belonging to EXACTLY two of three sets: Σ n(A \cap B) - 3n(A \cap B \cap C).</w:t>
             </w:r>
           </w:p>
         </w:tc>
@@ -488,6 +667,187 @@
           <w:b/>
           <w:sz w:val="18"/>
         </w:rPr>
+        <w:t xml:space="preserve">[2026 Shift] Q#3 (MCQ): </w:t>
+      </w:r>
+      <w:r>
+        <w:rPr>
+          <w:sz w:val="18"/>
+        </w:rPr>
+        <w:t xml:space="preserve">"If A=1,2,3,4,...,10 , then the number of non-empty subsets of A containing only even number is..."  </w:t>
+      </w:r>
+      <w:r>
+        <w:rPr>
+          <w:b/>
+          <w:color w:val="2B6CB0"/>
+          <w:sz w:val="18"/>
+        </w:rPr>
+        <w:t>[Ans: A]</w:t>
+      </w:r>
+    </w:p>
+    <w:p>
+      <w:pPr>
+        <w:pStyle w:val="ListBullet"/>
+        <w:spacing w:after="40"/>
+      </w:pPr>
+      <w:r>
+        <w:rPr>
+          <w:b/>
+          <w:sz w:val="18"/>
+        </w:rPr>
+        <w:t xml:space="preserve">[2026 Shift] Q#4 (MCQ): </w:t>
+      </w:r>
+      <w:r>
+        <w:rPr>
+          <w:sz w:val="18"/>
+        </w:rPr>
+        <w:t xml:space="preserve">"If A=a,b,c,d,e,f , then the number of subsets of A which contains at least 2 elements is..."  </w:t>
+      </w:r>
+      <w:r>
+        <w:rPr>
+          <w:b/>
+          <w:color w:val="2B6CB0"/>
+          <w:sz w:val="18"/>
+        </w:rPr>
+        <w:t>[Ans: C]</w:t>
+      </w:r>
+    </w:p>
+    <w:p>
+      <w:pPr>
+        <w:spacing w:after="120"/>
+      </w:pPr>
+    </w:p>
+    <w:p>
+      <w:pPr>
+        <w:pStyle w:val="Heading2"/>
+      </w:pPr>
+      <w:r>
+        <w:rPr>
+          <w:color w:val="2B6CB0"/>
+          <w:sz w:val="24"/>
+        </w:rPr>
+        <w:t>3.2 Equivalence Relations (Reflexive, Symmetric, Transitive) (High Yield — 11 PYQs)</w:t>
+      </w:r>
+    </w:p>
+    <w:p>
+      <w:r>
+        <w:rPr>
+          <w:b/>
+          <w:sz w:val="20"/>
+        </w:rPr>
+        <w:t xml:space="preserve">Core Principle: </w:t>
+      </w:r>
+      <w:r>
+        <w:rPr>
+          <w:sz w:val="20"/>
+        </w:rPr>
+        <w:t>Formal definitions of binary relations on sets, properties for equivalence, and total number of reflexive relations 2^n^2 - n.</w:t>
+      </w:r>
+    </w:p>
+    <w:tbl>
+      <w:tblPr>
+        <w:tblW w:type="auto" w:w="0"/>
+        <w:jc w:val="center"/>
+        <w:tblLook w:firstColumn="1" w:firstRow="1" w:lastColumn="0" w:lastRow="0" w:noHBand="0" w:noVBand="1" w:val="04A0"/>
+      </w:tblPr>
+      <w:tblGrid>
+        <w:gridCol w:w="10080"/>
+      </w:tblGrid>
+      <w:tr>
+        <w:tc>
+          <w:tcPr>
+            <w:tcW w:type="dxa" w:w="10080"/>
+            <w:shd w:fill="FFF5F5"/>
+            <w:tcMar>
+              <w:top w:w="100" w:type="dxa"/>
+              <w:bottom w:w="100" w:type="dxa"/>
+              <w:left w:w="150" w:type="dxa"/>
+              <w:right w:w="150" w:type="dxa"/>
+            </w:tcMar>
+          </w:tcPr>
+          <w:p>
+            <w:r>
+              <w:rPr>
+                <w:b/>
+                <w:color w:val="C53030"/>
+                <w:sz w:val="19"/>
+              </w:rPr>
+              <w:t xml:space="preserve">⚠️ Common Trap / JEE Pitfall: </w:t>
+            </w:r>
+            <w:r>
+              <w:rPr>
+                <w:color w:val="2D3748"/>
+                <w:sz w:val="19"/>
+              </w:rPr>
+              <w:t>A relation is vacuously transitive if there are no pairs (a,b) and (b,c) with distinct elements to contradict transitivity.</w:t>
+            </w:r>
+          </w:p>
+        </w:tc>
+      </w:tr>
+    </w:tbl>
+    <w:tbl>
+      <w:tblPr>
+        <w:tblW w:type="auto" w:w="0"/>
+        <w:jc w:val="center"/>
+        <w:tblLook w:firstColumn="1" w:firstRow="1" w:lastColumn="0" w:lastRow="0" w:noHBand="0" w:noVBand="1" w:val="04A0"/>
+      </w:tblPr>
+      <w:tblGrid>
+        <w:gridCol w:w="10080"/>
+      </w:tblGrid>
+      <w:tr>
+        <w:tc>
+          <w:tcPr>
+            <w:tcW w:type="dxa" w:w="10080"/>
+            <w:shd w:fill="F0FFF4"/>
+            <w:tcMar>
+              <w:top w:w="100" w:type="dxa"/>
+              <w:bottom w:w="100" w:type="dxa"/>
+              <w:left w:w="150" w:type="dxa"/>
+              <w:right w:w="150" w:type="dxa"/>
+            </w:tcMar>
+          </w:tcPr>
+          <w:p>
+            <w:r>
+              <w:rPr>
+                <w:b/>
+                <w:color w:val="276749"/>
+                <w:sz w:val="19"/>
+              </w:rPr>
+              <w:t xml:space="preserve">💡 Speed Hack / Trick: </w:t>
+            </w:r>
+            <w:r>
+              <w:rPr>
+                <w:color w:val="2D3748"/>
+                <w:sz w:val="19"/>
+              </w:rPr>
+              <w:t>Total number of relations on set of n elements is 2^n^2; total number of symmetric relations is 2^n(n+1)/2.</w:t>
+            </w:r>
+          </w:p>
+        </w:tc>
+      </w:tr>
+    </w:tbl>
+    <w:p>
+      <w:pPr>
+        <w:spacing w:before="120" w:after="40"/>
+      </w:pPr>
+      <w:r>
+        <w:rPr>
+          <w:b/>
+          <w:color w:val="1A365D"/>
+          <w:sz w:val="19"/>
+        </w:rPr>
+        <w:t>Source PYQs testing this concept:</w:t>
+      </w:r>
+    </w:p>
+    <w:p>
+      <w:pPr>
+        <w:pStyle w:val="ListBullet"/>
+        <w:spacing w:after="40"/>
+      </w:pPr>
+      <w:r>
+        <w:rPr>
+          <w:b/>
+          <w:sz w:val="18"/>
+        </w:rPr>
         <w:t xml:space="preserve">[2026 Shift] Q#2 (MCQ): </w:t>
       </w:r>
       <w:r>
@@ -515,13 +875,13 @@
           <w:b/>
           <w:sz w:val="18"/>
         </w:rPr>
-        <w:t xml:space="preserve">[2026 Shift] Q#3 (MCQ): </w:t>
+        <w:t xml:space="preserve">[2025 Shift] Q#2 (MCQ): </w:t>
       </w:r>
       <w:r>
         <w:rPr>
           <w:sz w:val="18"/>
         </w:rPr>
-        <w:t xml:space="preserve">"If A=1,2,3,4,...,10 , then the number of non-empty subsets of A containing only even number is..."  </w:t>
+        <w:t xml:space="preserve">"A and B are two sets having 3 and 6 elements respectively. Consider the following statements. Statement (I): Minimum number of elements ..."  </w:t>
       </w:r>
       <w:r>
         <w:rPr>
@@ -529,7 +889,34 @@
           <w:color w:val="2B6CB0"/>
           <w:sz w:val="18"/>
         </w:rPr>
-        <w:t>[Ans: A]</w:t>
+        <w:t>[Ans: N/A]</w:t>
+      </w:r>
+    </w:p>
+    <w:p>
+      <w:pPr>
+        <w:pStyle w:val="ListBullet"/>
+        <w:spacing w:after="40"/>
+      </w:pPr>
+      <w:r>
+        <w:rPr>
+          <w:b/>
+          <w:sz w:val="18"/>
+        </w:rPr>
+        <w:t xml:space="preserve">[2025 Shift] Q#3 (MCQ): </w:t>
+      </w:r>
+      <w:r>
+        <w:rPr>
+          <w:sz w:val="18"/>
+        </w:rPr>
+        <w:t xml:space="preserve">"LetA=a,b,c, then the number of equivalence relations on A containing(b,c)is..."  </w:t>
+      </w:r>
+      <w:r>
+        <w:rPr>
+          <w:b/>
+          <w:color w:val="2B6CB0"/>
+          <w:sz w:val="18"/>
+        </w:rPr>
+        <w:t>[Ans: N/A]</w:t>
       </w:r>
     </w:p>
     <w:p>
@@ -660,6 +1047,129 @@
               <w:t>Solution Analysis:</w:t>
               <w:br/>
               <w:t>For a pair (a,b) to be in the relation R , it must satisfy both conditions: a=b-2 and b&gt;6 Check the options: For (2,4) : 2=4-2 This is true, but 4&gt;6 is false. So (2,4)∉R . For (3,8) : Here b=8 , so b&gt;6 is true. But b-2=8-2=6 So a should be 6 , not 3 . Hence (3,8)∉R . For (6,8) : Here b=8 , so b&gt;6 is true. Also, b-2=8-2=6 So a=6 . Both conditions are satisfied. Thus, (6,8) ∈ R So the correct answer is: Option C</w:t>
+            </w:r>
+          </w:p>
+        </w:tc>
+      </w:tr>
+    </w:tbl>
+    <w:p>
+      <w:pPr>
+        <w:spacing w:after="120"/>
+      </w:pPr>
+    </w:p>
+    <w:p>
+      <w:pPr>
+        <w:spacing w:before="160" w:after="40"/>
+      </w:pPr>
+      <w:r>
+        <w:rPr>
+          <w:b/>
+          <w:color w:val="1A365D"/>
+          <w:sz w:val="22"/>
+        </w:rPr>
+        <w:t>Benchmark Problem 2: KCET 2026 (Q#2)</w:t>
+      </w:r>
+    </w:p>
+    <w:p>
+      <w:pPr>
+        <w:spacing w:after="80"/>
+      </w:pPr>
+      <w:r>
+        <w:rPr>
+          <w:sz w:val="20"/>
+        </w:rPr>
+        <w:t>If n(A)=2 and the number of relations from set A to set B is 1024 , then n(B) is</w:t>
+      </w:r>
+    </w:p>
+    <w:p>
+      <w:pPr>
+        <w:pStyle w:val="ListBullet"/>
+        <w:spacing w:after="20"/>
+      </w:pPr>
+      <w:r>
+        <w:rPr>
+          <w:sz w:val="19"/>
+        </w:rPr>
+        <w:t>(A) 2</w:t>
+      </w:r>
+    </w:p>
+    <w:p>
+      <w:pPr>
+        <w:pStyle w:val="ListBullet"/>
+        <w:spacing w:after="20"/>
+      </w:pPr>
+      <w:r>
+        <w:rPr>
+          <w:b/>
+          <w:color w:val="276749"/>
+          <w:sz w:val="19"/>
+        </w:rPr>
+        <w:t>(B) 5</w:t>
+      </w:r>
+    </w:p>
+    <w:p>
+      <w:pPr>
+        <w:pStyle w:val="ListBullet"/>
+        <w:spacing w:after="20"/>
+      </w:pPr>
+      <w:r>
+        <w:rPr>
+          <w:sz w:val="19"/>
+        </w:rPr>
+        <w:t>(C) 5^2</w:t>
+      </w:r>
+    </w:p>
+    <w:p>
+      <w:pPr>
+        <w:pStyle w:val="ListBullet"/>
+        <w:spacing w:after="20"/>
+      </w:pPr>
+      <w:r>
+        <w:rPr>
+          <w:sz w:val="19"/>
+        </w:rPr>
+        <w:t>(D) 2^5</w:t>
+      </w:r>
+    </w:p>
+    <w:tbl>
+      <w:tblPr>
+        <w:tblW w:type="auto" w:w="0"/>
+        <w:jc w:val="center"/>
+        <w:tblLook w:firstColumn="1" w:firstRow="1" w:lastColumn="0" w:lastRow="0" w:noHBand="0" w:noVBand="1" w:val="04A0"/>
+      </w:tblPr>
+      <w:tblGrid>
+        <w:gridCol w:w="10080"/>
+      </w:tblGrid>
+      <w:tr>
+        <w:tc>
+          <w:tcPr>
+            <w:tcW w:type="dxa" w:w="10080"/>
+            <w:shd w:fill="F7FAFC"/>
+            <w:tcMar>
+              <w:top w:w="100" w:type="dxa"/>
+              <w:bottom w:w="100" w:type="dxa"/>
+              <w:left w:w="150" w:type="dxa"/>
+              <w:right w:w="150" w:type="dxa"/>
+            </w:tcMar>
+          </w:tcPr>
+          <w:p>
+            <w:r>
+              <w:rPr>
+                <w:b/>
+                <w:color w:val="1A365D"/>
+                <w:sz w:val="19"/>
+              </w:rPr>
+              <w:t>Correct Answer: B</w:t>
+              <w:br/>
+            </w:r>
+            <w:r>
+              <w:rPr>
+                <w:color w:val="2D3748"/>
+                <w:sz w:val="18"/>
+              </w:rPr>
+              <w:t>Solution Analysis:</w:t>
+              <w:br/>
+              <w:t>The number of relations from set A to set B is given by 2^n(A) × n(B) Here, n(A)=2 and the number of relations is 1024 So, 2^2 × n(B)=1024 Now, 1024=2^10 So, 2^2n(B)=2^10 Since the bases are the same, 2n(B)=10 n(B)=5 So, the correct option is 5 Option B.</w:t>
             </w:r>
           </w:p>
         </w:tc>

--- a/dist/exports/kcet-sets-and-relations_revision_notes.docx
+++ b/dist/exports/kcet-sets-and-relations_revision_notes.docx
@@ -13,7 +13,7 @@
           <w:color w:val="1A365D"/>
           <w:sz w:val="44"/>
         </w:rPr>
-        <w:t>JEE MAIN REVISION MASTER: SETS AND RELATIONS 2026 4 QUESTIONS 6.67% WEIGHTAGE</w:t>
+        <w:t>JEE MAIN REVISION MASTER: SETS AND RELATIONS</w:t>
       </w:r>
     </w:p>
     <w:p>
@@ -164,10 +164,10 @@
             <w:r>
               <w:rPr>
                 <w:b/>
-                <w:color w:val="2B6CB0"/>
+                <w:color w:val="C53030"/>
                 <w:sz w:val="19"/>
               </w:rPr>
-              <w:t>High</w:t>
+              <w:t>Very High</w:t>
             </w:r>
           </w:p>
         </w:tc>
@@ -189,7 +189,7 @@
                 <w:color w:val="2D3748"/>
                 <w:sz w:val="19"/>
               </w:rPr>
-              <w:t>Set Operations &amp; Venn Diagram Principle</w:t>
+              <w:t>Equivalence Relations (Reflexive, Symmetric, Transitive)</w:t>
             </w:r>
           </w:p>
         </w:tc>
@@ -209,7 +209,7 @@
               <w:rPr>
                 <w:sz w:val="19"/>
               </w:rPr>
-              <w:t>12 PYQs</w:t>
+              <w:t>18 PYQs</w:t>
             </w:r>
           </w:p>
         </w:tc>
@@ -230,7 +230,7 @@
                 <w:color w:val="718096"/>
                 <w:sz w:val="19"/>
               </w:rPr>
-              <w:t>Set Theory</w:t>
+              <w:t>Relations</w:t>
             </w:r>
           </w:p>
         </w:tc>
@@ -251,10 +251,10 @@
             <w:r>
               <w:rPr>
                 <w:b/>
-                <w:color w:val="2B6CB0"/>
+                <w:color w:val="718096"/>
                 <w:sz w:val="19"/>
               </w:rPr>
-              <w:t>High</w:t>
+              <w:t>Moderate</w:t>
             </w:r>
           </w:p>
         </w:tc>
@@ -276,7 +276,7 @@
                 <w:color w:val="2D3748"/>
                 <w:sz w:val="19"/>
               </w:rPr>
-              <w:t>Equivalence Relations (Reflexive, Symmetric, Transitive)</w:t>
+              <w:t>Set Operations &amp; Venn Diagram Principle</w:t>
             </w:r>
           </w:p>
         </w:tc>
@@ -296,7 +296,7 @@
               <w:rPr>
                 <w:sz w:val="19"/>
               </w:rPr>
-              <w:t>11 PYQs</w:t>
+              <w:t>5 PYQs</w:t>
             </w:r>
           </w:p>
         </w:tc>
@@ -317,7 +317,7 @@
                 <w:color w:val="718096"/>
                 <w:sz w:val="19"/>
               </w:rPr>
-              <w:t>Relations</w:t>
+              <w:t>Set Theory</w:t>
             </w:r>
           </w:p>
         </w:tc>
@@ -417,7 +417,7 @@
                 <w:color w:val="1A365D"/>
                 <w:sz w:val="19"/>
               </w:rPr>
-              <w:t>Set Operations &amp; Venn Diagram Principle</w:t>
+              <w:t>Equivalence Relations (Reflexive, Symmetric, Transitive)</w:t>
             </w:r>
           </w:p>
         </w:tc>
@@ -439,7 +439,7 @@
                 <w:color w:val="2D3748"/>
                 <w:sz w:val="19"/>
               </w:rPr>
-              <w:t>n(A \cup B) = n(A) + n(B) - n(A \cap B), \quad n(A \cup B \cup C) = \Sigma n(A) - \Sigma n(A \cap B) + n(A \cap B \cap C)</w:t>
+              <w:t>\text{Reflexive: } \forall a \in A, (a,a) \in R, \quad \text{Symmetric: } (a,b) \in R \implies (b,a) \in R, \quad \text{Transitive: } (a,b),(b,c) \in R \implies (a,c) \in R</w:t>
             </w:r>
           </w:p>
         </w:tc>
@@ -463,7 +463,7 @@
                 <w:color w:val="1A365D"/>
                 <w:sz w:val="19"/>
               </w:rPr>
-              <w:t>Equivalence Relations (Reflexive, Symmetric, Transitive)</w:t>
+              <w:t>Set Operations &amp; Venn Diagram Principle</w:t>
             </w:r>
           </w:p>
         </w:tc>
@@ -485,7 +485,7 @@
                 <w:color w:val="2D3748"/>
                 <w:sz w:val="19"/>
               </w:rPr>
-              <w:t>\text{Reflexive: } \forall a \in A, (a,a) \in R, \quad \text{Symmetric: } (a,b) \in R \implies (b,a) \in R, \quad \text{Transitive: } (a,b),(b,c) \in R \implies (a,c) \in R</w:t>
+              <w:t>n(A \cup B) = n(A) + n(B) - n(A \cap B), \quad n(A \cup B \cup C) = \Sigma n(A) - \Sigma n(A \cap B) + n(A \cap B \cap C)</w:t>
             </w:r>
           </w:p>
         </w:tc>
@@ -517,7 +517,215 @@
           <w:color w:val="2B6CB0"/>
           <w:sz w:val="24"/>
         </w:rPr>
-        <w:t>3.1 Set Operations &amp; Venn Diagram Principle (High Yield — 12 PYQs)</w:t>
+        <w:t>3.1 Equivalence Relations (Reflexive, Symmetric, Transitive) (Very High Yield — 18 PYQs)</w:t>
+      </w:r>
+    </w:p>
+    <w:p>
+      <w:r>
+        <w:rPr>
+          <w:b/>
+          <w:sz w:val="20"/>
+        </w:rPr>
+        <w:t xml:space="preserve">Core Principle: </w:t>
+      </w:r>
+      <w:r>
+        <w:rPr>
+          <w:sz w:val="20"/>
+        </w:rPr>
+        <w:t>Formal definitions of binary relations on sets, properties for equivalence, and total number of reflexive relations 2^n^2 - n.</w:t>
+      </w:r>
+    </w:p>
+    <w:tbl>
+      <w:tblPr>
+        <w:tblW w:type="auto" w:w="0"/>
+        <w:jc w:val="center"/>
+        <w:tblLook w:firstColumn="1" w:firstRow="1" w:lastColumn="0" w:lastRow="0" w:noHBand="0" w:noVBand="1" w:val="04A0"/>
+      </w:tblPr>
+      <w:tblGrid>
+        <w:gridCol w:w="10080"/>
+      </w:tblGrid>
+      <w:tr>
+        <w:tc>
+          <w:tcPr>
+            <w:tcW w:type="dxa" w:w="10080"/>
+            <w:shd w:fill="FFF5F5"/>
+            <w:tcMar>
+              <w:top w:w="100" w:type="dxa"/>
+              <w:bottom w:w="100" w:type="dxa"/>
+              <w:left w:w="150" w:type="dxa"/>
+              <w:right w:w="150" w:type="dxa"/>
+            </w:tcMar>
+          </w:tcPr>
+          <w:p>
+            <w:r>
+              <w:rPr>
+                <w:b/>
+                <w:color w:val="C53030"/>
+                <w:sz w:val="19"/>
+              </w:rPr>
+              <w:t xml:space="preserve">⚠️ Common Trap / JEE Pitfall: </w:t>
+            </w:r>
+            <w:r>
+              <w:rPr>
+                <w:color w:val="2D3748"/>
+                <w:sz w:val="19"/>
+              </w:rPr>
+              <w:t>A relation is vacuously transitive if there are no pairs (a,b) and (b,c) with distinct elements to contradict transitivity.</w:t>
+            </w:r>
+          </w:p>
+        </w:tc>
+      </w:tr>
+    </w:tbl>
+    <w:tbl>
+      <w:tblPr>
+        <w:tblW w:type="auto" w:w="0"/>
+        <w:jc w:val="center"/>
+        <w:tblLook w:firstColumn="1" w:firstRow="1" w:lastColumn="0" w:lastRow="0" w:noHBand="0" w:noVBand="1" w:val="04A0"/>
+      </w:tblPr>
+      <w:tblGrid>
+        <w:gridCol w:w="10080"/>
+      </w:tblGrid>
+      <w:tr>
+        <w:tc>
+          <w:tcPr>
+            <w:tcW w:type="dxa" w:w="10080"/>
+            <w:shd w:fill="F0FFF4"/>
+            <w:tcMar>
+              <w:top w:w="100" w:type="dxa"/>
+              <w:bottom w:w="100" w:type="dxa"/>
+              <w:left w:w="150" w:type="dxa"/>
+              <w:right w:w="150" w:type="dxa"/>
+            </w:tcMar>
+          </w:tcPr>
+          <w:p>
+            <w:r>
+              <w:rPr>
+                <w:b/>
+                <w:color w:val="276749"/>
+                <w:sz w:val="19"/>
+              </w:rPr>
+              <w:t xml:space="preserve">💡 Speed Hack / Trick: </w:t>
+            </w:r>
+            <w:r>
+              <w:rPr>
+                <w:color w:val="2D3748"/>
+                <w:sz w:val="19"/>
+              </w:rPr>
+              <w:t>Total number of relations on set of n elements is 2^n^2; total number of symmetric relations is 2^n(n+1)/2.</w:t>
+            </w:r>
+          </w:p>
+        </w:tc>
+      </w:tr>
+    </w:tbl>
+    <w:p>
+      <w:pPr>
+        <w:spacing w:before="120" w:after="40"/>
+      </w:pPr>
+      <w:r>
+        <w:rPr>
+          <w:b/>
+          <w:color w:val="1A365D"/>
+          <w:sz w:val="19"/>
+        </w:rPr>
+        <w:t>Source PYQs testing this concept:</w:t>
+      </w:r>
+    </w:p>
+    <w:p>
+      <w:pPr>
+        <w:pStyle w:val="ListBullet"/>
+        <w:spacing w:after="40"/>
+      </w:pPr>
+      <w:r>
+        <w:rPr>
+          <w:b/>
+          <w:sz w:val="18"/>
+        </w:rPr>
+        <w:t xml:space="preserve">[2026 Shift] Q#2 (MCQ): </w:t>
+      </w:r>
+      <w:r>
+        <w:rPr>
+          <w:sz w:val="18"/>
+        </w:rPr>
+        <w:t xml:space="preserve">"If n(A)=2 and the number of relations from set A to set B is 1024 , then n(B) is..."  </w:t>
+      </w:r>
+      <w:r>
+        <w:rPr>
+          <w:b/>
+          <w:color w:val="2B6CB0"/>
+          <w:sz w:val="18"/>
+        </w:rPr>
+        <w:t>[Ans: B]</w:t>
+      </w:r>
+    </w:p>
+    <w:p>
+      <w:pPr>
+        <w:pStyle w:val="ListBullet"/>
+        <w:spacing w:after="40"/>
+      </w:pPr>
+      <w:r>
+        <w:rPr>
+          <w:b/>
+          <w:sz w:val="18"/>
+        </w:rPr>
+        <w:t xml:space="preserve">[2025 Shift] Q#1 (MCQ): </w:t>
+      </w:r>
+      <w:r>
+        <w:rPr>
+          <w:sz w:val="18"/>
+        </w:rPr>
+        <w:t xml:space="preserve">"If A=x:x is an integer and x^2-9=0 B=x:x is a natural number and 2 ≤ x&lt;5 C=x:x is a prime number ≤ 4 Then (B-C)∪A ..."  </w:t>
+      </w:r>
+      <w:r>
+        <w:rPr>
+          <w:b/>
+          <w:color w:val="2B6CB0"/>
+          <w:sz w:val="18"/>
+        </w:rPr>
+        <w:t>[Ans: N/A]</w:t>
+      </w:r>
+    </w:p>
+    <w:p>
+      <w:pPr>
+        <w:pStyle w:val="ListBullet"/>
+        <w:spacing w:after="40"/>
+      </w:pPr>
+      <w:r>
+        <w:rPr>
+          <w:b/>
+          <w:sz w:val="18"/>
+        </w:rPr>
+        <w:t xml:space="preserve">[2025 Shift] Q#2 (MCQ): </w:t>
+      </w:r>
+      <w:r>
+        <w:rPr>
+          <w:sz w:val="18"/>
+        </w:rPr>
+        <w:t xml:space="preserve">"A and B are two sets having 3 and 6 elements respectively. Consider the following statements. Statement (I): Minimum number of elements ..."  </w:t>
+      </w:r>
+      <w:r>
+        <w:rPr>
+          <w:b/>
+          <w:color w:val="2B6CB0"/>
+          <w:sz w:val="18"/>
+        </w:rPr>
+        <w:t>[Ans: N/A]</w:t>
+      </w:r>
+    </w:p>
+    <w:p>
+      <w:pPr>
+        <w:spacing w:after="120"/>
+      </w:pPr>
+    </w:p>
+    <w:p>
+      <w:pPr>
+        <w:pStyle w:val="Heading2"/>
+      </w:pPr>
+      <w:r>
+        <w:rPr>
+          <w:color w:val="2B6CB0"/>
+          <w:sz w:val="24"/>
+        </w:rPr>
+        <w:t>3.2 Set Operations &amp; Venn Diagram Principle (Moderate Yield — 5 PYQs)</w:t>
       </w:r>
     </w:p>
     <w:p>
@@ -709,214 +917,6 @@
           <w:sz w:val="18"/>
         </w:rPr>
         <w:t>[Ans: C]</w:t>
-      </w:r>
-    </w:p>
-    <w:p>
-      <w:pPr>
-        <w:spacing w:after="120"/>
-      </w:pPr>
-    </w:p>
-    <w:p>
-      <w:pPr>
-        <w:pStyle w:val="Heading2"/>
-      </w:pPr>
-      <w:r>
-        <w:rPr>
-          <w:color w:val="2B6CB0"/>
-          <w:sz w:val="24"/>
-        </w:rPr>
-        <w:t>3.2 Equivalence Relations (Reflexive, Symmetric, Transitive) (High Yield — 11 PYQs)</w:t>
-      </w:r>
-    </w:p>
-    <w:p>
-      <w:r>
-        <w:rPr>
-          <w:b/>
-          <w:sz w:val="20"/>
-        </w:rPr>
-        <w:t xml:space="preserve">Core Principle: </w:t>
-      </w:r>
-      <w:r>
-        <w:rPr>
-          <w:sz w:val="20"/>
-        </w:rPr>
-        <w:t>Formal definitions of binary relations on sets, properties for equivalence, and total number of reflexive relations 2^n^2 - n.</w:t>
-      </w:r>
-    </w:p>
-    <w:tbl>
-      <w:tblPr>
-        <w:tblW w:type="auto" w:w="0"/>
-        <w:jc w:val="center"/>
-        <w:tblLook w:firstColumn="1" w:firstRow="1" w:lastColumn="0" w:lastRow="0" w:noHBand="0" w:noVBand="1" w:val="04A0"/>
-      </w:tblPr>
-      <w:tblGrid>
-        <w:gridCol w:w="10080"/>
-      </w:tblGrid>
-      <w:tr>
-        <w:tc>
-          <w:tcPr>
-            <w:tcW w:type="dxa" w:w="10080"/>
-            <w:shd w:fill="FFF5F5"/>
-            <w:tcMar>
-              <w:top w:w="100" w:type="dxa"/>
-              <w:bottom w:w="100" w:type="dxa"/>
-              <w:left w:w="150" w:type="dxa"/>
-              <w:right w:w="150" w:type="dxa"/>
-            </w:tcMar>
-          </w:tcPr>
-          <w:p>
-            <w:r>
-              <w:rPr>
-                <w:b/>
-                <w:color w:val="C53030"/>
-                <w:sz w:val="19"/>
-              </w:rPr>
-              <w:t xml:space="preserve">⚠️ Common Trap / JEE Pitfall: </w:t>
-            </w:r>
-            <w:r>
-              <w:rPr>
-                <w:color w:val="2D3748"/>
-                <w:sz w:val="19"/>
-              </w:rPr>
-              <w:t>A relation is vacuously transitive if there are no pairs (a,b) and (b,c) with distinct elements to contradict transitivity.</w:t>
-            </w:r>
-          </w:p>
-        </w:tc>
-      </w:tr>
-    </w:tbl>
-    <w:tbl>
-      <w:tblPr>
-        <w:tblW w:type="auto" w:w="0"/>
-        <w:jc w:val="center"/>
-        <w:tblLook w:firstColumn="1" w:firstRow="1" w:lastColumn="0" w:lastRow="0" w:noHBand="0" w:noVBand="1" w:val="04A0"/>
-      </w:tblPr>
-      <w:tblGrid>
-        <w:gridCol w:w="10080"/>
-      </w:tblGrid>
-      <w:tr>
-        <w:tc>
-          <w:tcPr>
-            <w:tcW w:type="dxa" w:w="10080"/>
-            <w:shd w:fill="F0FFF4"/>
-            <w:tcMar>
-              <w:top w:w="100" w:type="dxa"/>
-              <w:bottom w:w="100" w:type="dxa"/>
-              <w:left w:w="150" w:type="dxa"/>
-              <w:right w:w="150" w:type="dxa"/>
-            </w:tcMar>
-          </w:tcPr>
-          <w:p>
-            <w:r>
-              <w:rPr>
-                <w:b/>
-                <w:color w:val="276749"/>
-                <w:sz w:val="19"/>
-              </w:rPr>
-              <w:t xml:space="preserve">💡 Speed Hack / Trick: </w:t>
-            </w:r>
-            <w:r>
-              <w:rPr>
-                <w:color w:val="2D3748"/>
-                <w:sz w:val="19"/>
-              </w:rPr>
-              <w:t>Total number of relations on set of n elements is 2^n^2; total number of symmetric relations is 2^n(n+1)/2.</w:t>
-            </w:r>
-          </w:p>
-        </w:tc>
-      </w:tr>
-    </w:tbl>
-    <w:p>
-      <w:pPr>
-        <w:spacing w:before="120" w:after="40"/>
-      </w:pPr>
-      <w:r>
-        <w:rPr>
-          <w:b/>
-          <w:color w:val="1A365D"/>
-          <w:sz w:val="19"/>
-        </w:rPr>
-        <w:t>Source PYQs testing this concept:</w:t>
-      </w:r>
-    </w:p>
-    <w:p>
-      <w:pPr>
-        <w:pStyle w:val="ListBullet"/>
-        <w:spacing w:after="40"/>
-      </w:pPr>
-      <w:r>
-        <w:rPr>
-          <w:b/>
-          <w:sz w:val="18"/>
-        </w:rPr>
-        <w:t xml:space="preserve">[2026 Shift] Q#2 (MCQ): </w:t>
-      </w:r>
-      <w:r>
-        <w:rPr>
-          <w:sz w:val="18"/>
-        </w:rPr>
-        <w:t xml:space="preserve">"If n(A)=2 and the number of relations from set A to set B is 1024 , then n(B) is..."  </w:t>
-      </w:r>
-      <w:r>
-        <w:rPr>
-          <w:b/>
-          <w:color w:val="2B6CB0"/>
-          <w:sz w:val="18"/>
-        </w:rPr>
-        <w:t>[Ans: B]</w:t>
-      </w:r>
-    </w:p>
-    <w:p>
-      <w:pPr>
-        <w:pStyle w:val="ListBullet"/>
-        <w:spacing w:after="40"/>
-      </w:pPr>
-      <w:r>
-        <w:rPr>
-          <w:b/>
-          <w:sz w:val="18"/>
-        </w:rPr>
-        <w:t xml:space="preserve">[2025 Shift] Q#2 (MCQ): </w:t>
-      </w:r>
-      <w:r>
-        <w:rPr>
-          <w:sz w:val="18"/>
-        </w:rPr>
-        <w:t xml:space="preserve">"A and B are two sets having 3 and 6 elements respectively. Consider the following statements. Statement (I): Minimum number of elements ..."  </w:t>
-      </w:r>
-      <w:r>
-        <w:rPr>
-          <w:b/>
-          <w:color w:val="2B6CB0"/>
-          <w:sz w:val="18"/>
-        </w:rPr>
-        <w:t>[Ans: N/A]</w:t>
-      </w:r>
-    </w:p>
-    <w:p>
-      <w:pPr>
-        <w:pStyle w:val="ListBullet"/>
-        <w:spacing w:after="40"/>
-      </w:pPr>
-      <w:r>
-        <w:rPr>
-          <w:b/>
-          <w:sz w:val="18"/>
-        </w:rPr>
-        <w:t xml:space="preserve">[2025 Shift] Q#3 (MCQ): </w:t>
-      </w:r>
-      <w:r>
-        <w:rPr>
-          <w:sz w:val="18"/>
-        </w:rPr>
-        <w:t xml:space="preserve">"LetA=a,b,c, then the number of equivalence relations on A containing(b,c)is..."  </w:t>
-      </w:r>
-      <w:r>
-        <w:rPr>
-          <w:b/>
-          <w:color w:val="2B6CB0"/>
-          <w:sz w:val="18"/>
-        </w:rPr>
-        <w:t>[Ans: N/A]</w:t>
       </w:r>
     </w:p>
     <w:p>

--- a/dist/exports/kcet-sets-and-relations_revision_notes.docx
+++ b/dist/exports/kcet-sets-and-relations_revision_notes.docx
@@ -189,7 +189,7 @@
                 <w:color w:val="2D3748"/>
                 <w:sz w:val="19"/>
               </w:rPr>
-              <w:t>Equivalence Relations (Reflexive, Symmetric, Transitive)</w:t>
+              <w:t>Sets, Power Sets &amp; Operations (De Morgan's Laws)</w:t>
             </w:r>
           </w:p>
         </w:tc>
@@ -209,7 +209,7 @@
               <w:rPr>
                 <w:sz w:val="19"/>
               </w:rPr>
-              <w:t>18 PYQs</w:t>
+              <w:t>15 PYQs</w:t>
             </w:r>
           </w:p>
         </w:tc>
@@ -230,7 +230,7 @@
                 <w:color w:val="718096"/>
                 <w:sz w:val="19"/>
               </w:rPr>
-              <w:t>Relations</w:t>
+              <w:t>Set Theory</w:t>
             </w:r>
           </w:p>
         </w:tc>
@@ -251,10 +251,10 @@
             <w:r>
               <w:rPr>
                 <w:b/>
-                <w:color w:val="718096"/>
+                <w:color w:val="2B6CB0"/>
                 <w:sz w:val="19"/>
               </w:rPr>
-              <w:t>Moderate</w:t>
+              <w:t>High</w:t>
             </w:r>
           </w:p>
         </w:tc>
@@ -276,7 +276,7 @@
                 <w:color w:val="2D3748"/>
                 <w:sz w:val="19"/>
               </w:rPr>
-              <w:t>Set Operations &amp; Venn Diagram Principle</w:t>
+              <w:t>Relations: Reflexive, Symmetric, Transitive &amp; Equivalence</w:t>
             </w:r>
           </w:p>
         </w:tc>
@@ -296,7 +296,7 @@
               <w:rPr>
                 <w:sz w:val="19"/>
               </w:rPr>
-              <w:t>5 PYQs</w:t>
+              <w:t>8 PYQs</w:t>
             </w:r>
           </w:p>
         </w:tc>
@@ -317,7 +317,7 @@
                 <w:color w:val="718096"/>
                 <w:sz w:val="19"/>
               </w:rPr>
-              <w:t>Set Theory</w:t>
+              <w:t>Relations</w:t>
             </w:r>
           </w:p>
         </w:tc>
@@ -417,7 +417,7 @@
                 <w:color w:val="1A365D"/>
                 <w:sz w:val="19"/>
               </w:rPr>
-              <w:t>Equivalence Relations (Reflexive, Symmetric, Transitive)</w:t>
+              <w:t>Sets, Power Sets &amp; Operations (De Morgan's Laws)</w:t>
             </w:r>
           </w:p>
         </w:tc>
@@ -439,7 +439,7 @@
                 <w:color w:val="2D3748"/>
                 <w:sz w:val="19"/>
               </w:rPr>
-              <w:t>\text{Reflexive: } \forall a \in A, (a,a) \in R, \quad \text{Symmetric: } (a,b) \in R \implies (b,a) \in R, \quad \text{Transitive: } (a,b),(b,c) \in R \implies (a,c) \in R</w:t>
+              <w:t>n(P(A)) = 2^n, \quad n(A \cup B) = n(A) + n(B) - n(A \\cap B), \quad (A \cup B)' = A' \\cap B'</w:t>
             </w:r>
           </w:p>
         </w:tc>
@@ -463,7 +463,7 @@
                 <w:color w:val="1A365D"/>
                 <w:sz w:val="19"/>
               </w:rPr>
-              <w:t>Set Operations &amp; Venn Diagram Principle</w:t>
+              <w:t>Relations: Reflexive, Symmetric, Transitive &amp; Equivalence</w:t>
             </w:r>
           </w:p>
         </w:tc>
@@ -485,7 +485,7 @@
                 <w:color w:val="2D3748"/>
                 <w:sz w:val="19"/>
               </w:rPr>
-              <w:t>n(A \cup B) = n(A) + n(B) - n(A \cap B), \quad n(A \cup B \cup C) = \Sigma n(A) - \Sigma n(A \cap B) + n(A \cap B \cap C)</w:t>
+              <w:t>\text{Total Relations on Set } A = 2^{n^2}, \quad \text{Reflexive Relations} = 2^{n^2 - n}, \quad \text{Symmetric Relations} = 2^{\frac{n(n+1)}{2}}</w:t>
             </w:r>
           </w:p>
         </w:tc>
@@ -517,7 +517,7 @@
           <w:color w:val="2B6CB0"/>
           <w:sz w:val="24"/>
         </w:rPr>
-        <w:t>3.1 Equivalence Relations (Reflexive, Symmetric, Transitive) (Very High Yield — 18 PYQs)</w:t>
+        <w:t>3.1 Sets, Power Sets &amp; Operations (De Morgan's Laws) (Very High Yield — 15 PYQs)</w:t>
       </w:r>
     </w:p>
     <w:p>
@@ -532,7 +532,7 @@
         <w:rPr>
           <w:sz w:val="20"/>
         </w:rPr>
-        <w:t>Formal definitions of binary relations on sets, properties for equivalence, and total number of reflexive relations 2^n^2 - n.</w:t>
+        <w:t>Set theory principles: Number of subsets of a set with n elements is 2^n; number of proper subsets is 2^n - 1. Cardinality formula: n(A \cup B) = n(A) + n(B) - n(A \cap B). De Morgan's laws: (A \cup B)' = A' \cap B' and (A \cap B)' = A' \cup B'.</w:t>
       </w:r>
     </w:p>
     <w:tbl>
@@ -570,7 +570,7 @@
                 <w:color w:val="2D3748"/>
                 <w:sz w:val="19"/>
               </w:rPr>
-              <w:t>A relation is vacuously transitive if there are no pairs (a,b) and (b,c) with distinct elements to contradict transitivity.</w:t>
+              <w:t>Power set of an empty set \emptyset is NOT empty; it contains one element: P(\emptyset) = \\emptyset\, so n(P(\emptyset)) = 2^0 = 1!</w:t>
             </w:r>
           </w:p>
         </w:tc>
@@ -611,7 +611,7 @@
                 <w:color w:val="2D3748"/>
                 <w:sz w:val="19"/>
               </w:rPr>
-              <w:t>Total number of relations on set of n elements is 2^n^2; total number of symmetric relations is 2^n(n+1)/2.</w:t>
+              <w:t>Number of subsets with at least one element is 2^n - 1.</w:t>
             </w:r>
           </w:p>
         </w:tc>
@@ -667,13 +667,13 @@
           <w:b/>
           <w:sz w:val="18"/>
         </w:rPr>
-        <w:t xml:space="preserve">[2025 Shift] Q#1 (MCQ): </w:t>
+        <w:t xml:space="preserve">[2026 Shift] Q#3 (MCQ): </w:t>
       </w:r>
       <w:r>
         <w:rPr>
           <w:sz w:val="18"/>
         </w:rPr>
-        <w:t xml:space="preserve">"If A=x:x is an integer and x^2-9=0 B=x:x is a natural number and 2 ≤ x&lt;5 C=x:x is a prime number ≤ 4 Then (B-C)∪A ..."  </w:t>
+        <w:t xml:space="preserve">"If A=1,2,3,4,...,10 , then the number of non-empty subsets of A containing only even number is..."  </w:t>
       </w:r>
       <w:r>
         <w:rPr>
@@ -681,7 +681,7 @@
           <w:color w:val="2B6CB0"/>
           <w:sz w:val="18"/>
         </w:rPr>
-        <w:t>[Ans: N/A]</w:t>
+        <w:t>[Ans: A]</w:t>
       </w:r>
     </w:p>
     <w:p>
@@ -694,13 +694,13 @@
           <w:b/>
           <w:sz w:val="18"/>
         </w:rPr>
-        <w:t xml:space="preserve">[2025 Shift] Q#2 (MCQ): </w:t>
+        <w:t xml:space="preserve">[2026 Shift] Q#4 (MCQ): </w:t>
       </w:r>
       <w:r>
         <w:rPr>
           <w:sz w:val="18"/>
         </w:rPr>
-        <w:t xml:space="preserve">"A and B are two sets having 3 and 6 elements respectively. Consider the following statements. Statement (I): Minimum number of elements ..."  </w:t>
+        <w:t xml:space="preserve">"If A=a,b,c,d,e,f , then the number of subsets of A which contains at least 2 elements is..."  </w:t>
       </w:r>
       <w:r>
         <w:rPr>
@@ -708,7 +708,7 @@
           <w:color w:val="2B6CB0"/>
           <w:sz w:val="18"/>
         </w:rPr>
-        <w:t>[Ans: N/A]</w:t>
+        <w:t>[Ans: C]</w:t>
       </w:r>
     </w:p>
     <w:p>
@@ -725,7 +725,7 @@
           <w:color w:val="2B6CB0"/>
           <w:sz w:val="24"/>
         </w:rPr>
-        <w:t>3.2 Set Operations &amp; Venn Diagram Principle (Moderate Yield — 5 PYQs)</w:t>
+        <w:t>3.2 Relations: Reflexive, Symmetric, Transitive &amp; Equivalence (High Yield — 8 PYQs)</w:t>
       </w:r>
     </w:p>
     <w:p>
@@ -740,7 +740,7 @@
         <w:rPr>
           <w:sz w:val="20"/>
         </w:rPr>
-        <w:t>Inclusion-exclusion principle for cardinality, De Morgan's set identities, and power set cardinality 2^n.</w:t>
+        <w:t>Types of relations on set A with n elements: Total relations = 2^n^2. Reflexive: (a, a) ∈ R for all a ∈ A. Symmetric: (a, b) ∈ R \implies (b, a) ∈ R. Transitive: (a, b) ∈ R and (b, c) ∈ R \implies (a, c) ∈ R. Equivalence relation: satisfies reflexive, symmetric, and transitive simultaneously.</w:t>
       </w:r>
     </w:p>
     <w:tbl>
@@ -778,7 +778,7 @@
                 <w:color w:val="2D3748"/>
                 <w:sz w:val="19"/>
               </w:rPr>
-              <w:t>If set A has n elements, the number of proper subsets is 2^n - 1 (excluding the set itself).</w:t>
+              <w:t>Empty relation on a non-empty set is symmetric and transitive, but NOT reflexive!</w:t>
             </w:r>
           </w:p>
         </w:tc>
@@ -819,7 +819,7 @@
                 <w:color w:val="2D3748"/>
                 <w:sz w:val="19"/>
               </w:rPr>
-              <w:t>Number of elements belonging to EXACTLY two of three sets: Σ n(A \cap B) - 3n(A \cap B \cap C).</w:t>
+              <w:t>The relation 'is parallel to' among lines is an equivalence relation; 'is perpendicular to' is symmetric but NOT reflexive or transitive.</w:t>
             </w:r>
           </w:p>
         </w:tc>
@@ -875,13 +875,13 @@
           <w:b/>
           <w:sz w:val="18"/>
         </w:rPr>
-        <w:t xml:space="preserve">[2026 Shift] Q#3 (MCQ): </w:t>
+        <w:t xml:space="preserve">[2025 Shift] Q#3 (MCQ): </w:t>
       </w:r>
       <w:r>
         <w:rPr>
           <w:sz w:val="18"/>
         </w:rPr>
-        <w:t xml:space="preserve">"If A=1,2,3,4,...,10 , then the number of non-empty subsets of A containing only even number is..."  </w:t>
+        <w:t xml:space="preserve">"LetA=a,b,c, then the number of equivalence relations on A containing(b,c)is..."  </w:t>
       </w:r>
       <w:r>
         <w:rPr>
@@ -889,7 +889,7 @@
           <w:color w:val="2B6CB0"/>
           <w:sz w:val="18"/>
         </w:rPr>
-        <w:t>[Ans: A]</w:t>
+        <w:t>[Ans: N/A]</w:t>
       </w:r>
     </w:p>
     <w:p>
@@ -902,13 +902,13 @@
           <w:b/>
           <w:sz w:val="18"/>
         </w:rPr>
-        <w:t xml:space="preserve">[2026 Shift] Q#4 (MCQ): </w:t>
+        <w:t xml:space="preserve">[2025 Shift] Q#4 (MCQ): </w:t>
       </w:r>
       <w:r>
         <w:rPr>
           <w:sz w:val="18"/>
         </w:rPr>
-        <w:t xml:space="preserve">"If A=a,b,c,d,e,f , then the number of subsets of A which contains at least 2 elements is..."  </w:t>
+        <w:t xml:space="preserve">"Consider the following statements : Statement(I) : The set of all solutions of the linear inequalities 3x+8&lt;17 and 2x+8 ≥ 12 are x&lt;3..."  </w:t>
       </w:r>
       <w:r>
         <w:rPr>
@@ -916,7 +916,7 @@
           <w:color w:val="2B6CB0"/>
           <w:sz w:val="18"/>
         </w:rPr>
-        <w:t>[Ans: C]</w:t>
+        <w:t>[Ans: N/A]</w:t>
       </w:r>
     </w:p>
     <w:p>
